--- a/output/投研舆情晨报_2026-10-11.docx
+++ b/output/投研舆情晨报_2026-10-11.docx
@@ -19,7 +19,7 @@
           <w:color w:val="8A939E"/>
           <w:sz w:val="18"/>
         </w:rPr>
-        <w:t>覆盖 6 家媒体 · 入库 14,402 条 · 去重后 1,916 条 · 识别热点 62 个</w:t>
+        <w:t>覆盖 6 家媒体 · 入库 14,436 条 · 去重后 1,653 条 · 识别热点 51 个</w:t>
       </w:r>
     </w:p>
     <w:p>
@@ -126,7 +126,7 @@
           </w:tcPr>
           <w:p>
             <w:r>
-              <w:t>0.746</w:t>
+              <w:t>0.796</w:t>
             </w:r>
           </w:p>
         </w:tc>
@@ -188,7 +188,7 @@
           </w:tcPr>
           <w:p>
             <w:r>
-              <w:t>0.632</w:t>
+              <w:t>0.734</w:t>
             </w:r>
           </w:p>
         </w:tc>
@@ -208,7 +208,7 @@
           </w:tcPr>
           <w:p>
             <w:r>
-              <w:t>AI与大模型</w:t>
+              <w:t>汽车出行</w:t>
             </w:r>
           </w:p>
         </w:tc>
@@ -218,7 +218,7 @@
           </w:tcPr>
           <w:p>
             <w:r>
-              <w:t>理响中国·聚焦2026中国经济丨出行热、消费旺、文旅火 四组</w:t>
+              <w:t>四部门：汽车生产企业不得作虚假、夸大或引人误解的宣传 不得诱</w:t>
             </w:r>
           </w:p>
         </w:tc>
@@ -228,7 +228,7 @@
           </w:tcPr>
           <w:p>
             <w:r>
-              <w:t>11/2</w:t>
+              <w:t>8/3</w:t>
             </w:r>
           </w:p>
         </w:tc>
@@ -250,7 +250,7 @@
           </w:tcPr>
           <w:p>
             <w:r>
-              <w:t>0.613</w:t>
+              <w:t>0.655</w:t>
             </w:r>
           </w:p>
         </w:tc>
@@ -312,7 +312,7 @@
           </w:tcPr>
           <w:p>
             <w:r>
-              <w:t>0.603</w:t>
+              <w:t>0.579</w:t>
             </w:r>
           </w:p>
         </w:tc>
@@ -342,7 +342,7 @@
           </w:tcPr>
           <w:p>
             <w:r>
-              <w:t>视频 | 猪后鞘肉抗生素超标37倍，双汇及子公司被罚近700</w:t>
+              <w:t>把握规律，因地制宜发展新质生产力——国家发展改革委有关负责同</w:t>
             </w:r>
           </w:p>
         </w:tc>
@@ -352,7 +352,7 @@
           </w:tcPr>
           <w:p>
             <w:r>
-              <w:t>19/2</w:t>
+              <w:t>8/2</w:t>
             </w:r>
           </w:p>
         </w:tc>
@@ -374,7 +374,7 @@
           </w:tcPr>
           <w:p>
             <w:r>
-              <w:t>0.600</w:t>
+              <w:t>0.568</w:t>
             </w:r>
           </w:p>
         </w:tc>
@@ -385,130 +385,6 @@
           <w:p>
             <w:r>
               <w:t>爆点</w:t>
-            </w:r>
-          </w:p>
-        </w:tc>
-        <w:tc>
-          <w:tcPr>
-            <w:tcW w:type="dxa" w:w="1440"/>
-          </w:tcPr>
-          <w:p>
-            <w:r>
-              <w:t>汽车出行</w:t>
-            </w:r>
-          </w:p>
-        </w:tc>
-        <w:tc>
-          <w:tcPr>
-            <w:tcW w:type="dxa" w:w="1440"/>
-          </w:tcPr>
-          <w:p>
-            <w:r>
-              <w:t>四部门：汽车生产企业不得作虚假、夸大或引人误解的宣传 不得诱</w:t>
-            </w:r>
-          </w:p>
-        </w:tc>
-        <w:tc>
-          <w:tcPr>
-            <w:tcW w:type="dxa" w:w="1440"/>
-          </w:tcPr>
-          <w:p>
-            <w:r>
-              <w:t>7/3</w:t>
-            </w:r>
-          </w:p>
-        </w:tc>
-      </w:tr>
-      <w:tr>
-        <w:tc>
-          <w:tcPr>
-            <w:tcW w:type="dxa" w:w="1440"/>
-          </w:tcPr>
-          <w:p>
-            <w:r>
-              <w:t>6</w:t>
-            </w:r>
-          </w:p>
-        </w:tc>
-        <w:tc>
-          <w:tcPr>
-            <w:tcW w:type="dxa" w:w="1440"/>
-          </w:tcPr>
-          <w:p>
-            <w:r>
-              <w:t>0.578</w:t>
-            </w:r>
-          </w:p>
-        </w:tc>
-        <w:tc>
-          <w:tcPr>
-            <w:tcW w:type="dxa" w:w="1440"/>
-          </w:tcPr>
-          <w:p>
-            <w:r>
-              <w:t>爆点</w:t>
-            </w:r>
-          </w:p>
-        </w:tc>
-        <w:tc>
-          <w:tcPr>
-            <w:tcW w:type="dxa" w:w="1440"/>
-          </w:tcPr>
-          <w:p>
-            <w:r>
-              <w:t>金融市场</w:t>
-            </w:r>
-          </w:p>
-        </w:tc>
-        <w:tc>
-          <w:tcPr>
-            <w:tcW w:type="dxa" w:w="1440"/>
-          </w:tcPr>
-          <w:p>
-            <w:r>
-              <w:t>毛利率91%的企查查 为什么撤下IPO？</w:t>
-            </w:r>
-          </w:p>
-        </w:tc>
-        <w:tc>
-          <w:tcPr>
-            <w:tcW w:type="dxa" w:w="1440"/>
-          </w:tcPr>
-          <w:p>
-            <w:r>
-              <w:t>6/2</w:t>
-            </w:r>
-          </w:p>
-        </w:tc>
-      </w:tr>
-      <w:tr>
-        <w:tc>
-          <w:tcPr>
-            <w:tcW w:type="dxa" w:w="1440"/>
-          </w:tcPr>
-          <w:p>
-            <w:r>
-              <w:t>7</w:t>
-            </w:r>
-          </w:p>
-        </w:tc>
-        <w:tc>
-          <w:tcPr>
-            <w:tcW w:type="dxa" w:w="1440"/>
-          </w:tcPr>
-          <w:p>
-            <w:r>
-              <w:t>0.536</w:t>
-            </w:r>
-          </w:p>
-        </w:tc>
-        <w:tc>
-          <w:tcPr>
-            <w:tcW w:type="dxa" w:w="1440"/>
-          </w:tcPr>
-          <w:p>
-            <w:r>
-              <w:t>高热</w:t>
             </w:r>
           </w:p>
         </w:tc>
@@ -550,7 +426,7 @@
           </w:tcPr>
           <w:p>
             <w:r>
-              <w:t>8</w:t>
+              <w:t>6</w:t>
             </w:r>
           </w:p>
         </w:tc>
@@ -560,7 +436,7 @@
           </w:tcPr>
           <w:p>
             <w:r>
-              <w:t>0.522</w:t>
+              <w:t>0.568</w:t>
             </w:r>
           </w:p>
         </w:tc>
@@ -580,7 +456,7 @@
           </w:tcPr>
           <w:p>
             <w:r>
-              <w:t>宏观政策</w:t>
+              <w:t>综合</w:t>
             </w:r>
           </w:p>
         </w:tc>
@@ -590,7 +466,131 @@
           </w:tcPr>
           <w:p>
             <w:r>
-              <w:t>财政部：有力有效实施更加积极的财政政策 支持全方位扩大国内需</w:t>
+              <w:t>雅思考试突发大面积取消，发生了什么？为何如此突然？退费重考怎</w:t>
+            </w:r>
+          </w:p>
+        </w:tc>
+        <w:tc>
+          <w:tcPr>
+            <w:tcW w:type="dxa" w:w="1440"/>
+          </w:tcPr>
+          <w:p>
+            <w:r>
+              <w:t>5/3</w:t>
+            </w:r>
+          </w:p>
+        </w:tc>
+      </w:tr>
+      <w:tr>
+        <w:tc>
+          <w:tcPr>
+            <w:tcW w:type="dxa" w:w="1440"/>
+          </w:tcPr>
+          <w:p>
+            <w:r>
+              <w:t>7</w:t>
+            </w:r>
+          </w:p>
+        </w:tc>
+        <w:tc>
+          <w:tcPr>
+            <w:tcW w:type="dxa" w:w="1440"/>
+          </w:tcPr>
+          <w:p>
+            <w:r>
+              <w:t>0.560</w:t>
+            </w:r>
+          </w:p>
+        </w:tc>
+        <w:tc>
+          <w:tcPr>
+            <w:tcW w:type="dxa" w:w="1440"/>
+          </w:tcPr>
+          <w:p>
+            <w:r>
+              <w:t>高热</w:t>
+            </w:r>
+          </w:p>
+        </w:tc>
+        <w:tc>
+          <w:tcPr>
+            <w:tcW w:type="dxa" w:w="1440"/>
+          </w:tcPr>
+          <w:p>
+            <w:r>
+              <w:t>综合</w:t>
+            </w:r>
+          </w:p>
+        </w:tc>
+        <w:tc>
+          <w:tcPr>
+            <w:tcW w:type="dxa" w:w="1440"/>
+          </w:tcPr>
+          <w:p>
+            <w:r>
+              <w:t>视频|特朗普：乌克兰该换新总统了！美国六次要求泽连斯基停止袭</w:t>
+            </w:r>
+          </w:p>
+        </w:tc>
+        <w:tc>
+          <w:tcPr>
+            <w:tcW w:type="dxa" w:w="1440"/>
+          </w:tcPr>
+          <w:p>
+            <w:r>
+              <w:t>5/2</w:t>
+            </w:r>
+          </w:p>
+        </w:tc>
+      </w:tr>
+      <w:tr>
+        <w:tc>
+          <w:tcPr>
+            <w:tcW w:type="dxa" w:w="1440"/>
+          </w:tcPr>
+          <w:p>
+            <w:r>
+              <w:t>8</w:t>
+            </w:r>
+          </w:p>
+        </w:tc>
+        <w:tc>
+          <w:tcPr>
+            <w:tcW w:type="dxa" w:w="1440"/>
+          </w:tcPr>
+          <w:p>
+            <w:r>
+              <w:t>0.549</w:t>
+            </w:r>
+          </w:p>
+        </w:tc>
+        <w:tc>
+          <w:tcPr>
+            <w:tcW w:type="dxa" w:w="1440"/>
+          </w:tcPr>
+          <w:p>
+            <w:r>
+              <w:t>高热</w:t>
+            </w:r>
+          </w:p>
+        </w:tc>
+        <w:tc>
+          <w:tcPr>
+            <w:tcW w:type="dxa" w:w="1440"/>
+          </w:tcPr>
+          <w:p>
+            <w:r>
+              <w:t>综合</w:t>
+            </w:r>
+          </w:p>
+        </w:tc>
+        <w:tc>
+          <w:tcPr>
+            <w:tcW w:type="dxa" w:w="1440"/>
+          </w:tcPr>
+          <w:p>
+            <w:r>
+              <w:t>中欧磋商形成16项成果共识清单，外媒：双方同意加强对话，缓解</w:t>
             </w:r>
           </w:p>
         </w:tc>
@@ -622,7 +622,7 @@
           </w:tcPr>
           <w:p>
             <w:r>
-              <w:t>0.517</w:t>
+              <w:t>0.549</w:t>
             </w:r>
           </w:p>
         </w:tc>
@@ -642,7 +642,7 @@
           </w:tcPr>
           <w:p>
             <w:r>
-              <w:t>综合</w:t>
+              <w:t>宏观政策</w:t>
             </w:r>
           </w:p>
         </w:tc>
@@ -652,7 +652,7 @@
           </w:tcPr>
           <w:p>
             <w:r>
-              <w:t>划重点！《中共中央 国务院关于发展新质生产力的意见》极简版来</w:t>
+              <w:t>广州海关出台12项便利措施 服务保障第140届广交会</w:t>
             </w:r>
           </w:p>
         </w:tc>
@@ -684,7 +684,7 @@
           </w:tcPr>
           <w:p>
             <w:r>
-              <w:t>0.514</w:t>
+              <w:t>0.548</w:t>
             </w:r>
           </w:p>
         </w:tc>
@@ -704,7 +704,7 @@
           </w:tcPr>
           <w:p>
             <w:r>
-              <w:t>金融市场</w:t>
+              <w:t>交运物流</w:t>
             </w:r>
           </w:p>
         </w:tc>
@@ -714,7 +714,7 @@
           </w:tcPr>
           <w:p>
             <w:r>
-              <w:t>香港证监会：香港交易所将发布有关延长股票交易时间的讨论文件</w:t>
+              <w:t>尚无中国公民伤亡报告 中国驻沙特大使馆公布应急电话</w:t>
             </w:r>
           </w:p>
         </w:tc>
@@ -724,7 +724,7 @@
           </w:tcPr>
           <w:p>
             <w:r>
-              <w:t>4/3</w:t>
+              <w:t>8/3</w:t>
             </w:r>
           </w:p>
         </w:tc>
@@ -755,7 +755,7 @@
           <w:color w:val="8A939E"/>
           <w:sz w:val="18"/>
         </w:rPr>
-        <w:t>热度 0.746（爆点）· 11 篇 / 4 家媒体 · 消费零售</w:t>
+        <w:t>热度 0.796（爆点）· 11 篇 / 4 家媒体 · 消费零售</w:t>
       </w:r>
     </w:p>
     <w:p>
@@ -767,7 +767,7 @@
         <w:t>事件概述：</w:t>
       </w:r>
       <w:r>
-        <w:t>「商务部等7部门：鼓励金融机构与电商平台规范合作 加大对优质商品和服务的金融支持力度」由 11 篇报道聚合而成，覆盖 4 家媒体，热度 0.746（爆点），所属板块类目：消费零售。</w:t>
+        <w:t>「商务部等7部门：鼓励金融机构与电商平台规范合作 加大对优质商品和服务的金融支持力度」由 11 篇报道聚合而成，覆盖 4 家媒体，热度 0.796（爆点），所属板块类目：消费零售。</w:t>
       </w:r>
     </w:p>
     <w:p>
@@ -820,7 +820,7 @@
         <w:pStyle w:val="Heading2"/>
       </w:pPr>
       <w:r>
-        <w:t>理响中国·聚焦2026中国经济丨出行热、消费旺、文旅火 四组数据解读国庆假期新气象</w:t>
+        <w:t>四部门：汽车生产企业不得作虚假、夸大或引人误解的宣传 不得诱导驾驶人忽视安全驾驶责任</w:t>
       </w:r>
     </w:p>
     <w:p>
@@ -829,7 +829,7 @@
           <w:color w:val="8A939E"/>
           <w:sz w:val="18"/>
         </w:rPr>
-        <w:t>热度 0.632（爆点）· 11 篇 / 2 家媒体 · AI与大模型</w:t>
+        <w:t>热度 0.734（爆点）· 8 篇 / 3 家媒体 · 汽车出行</w:t>
       </w:r>
     </w:p>
     <w:p>
@@ -841,7 +841,7 @@
         <w:t>事件概述：</w:t>
       </w:r>
       <w:r>
-        <w:t>「理响中国·聚焦2026中国经济丨出行热、消费旺、文旅火 四组数据解读国庆假期新气象」由 11 篇报道聚合而成，覆盖 2 家媒体，热度 0.632（爆点），所属板块类目：AI与大模型。</w:t>
+        <w:t>「四部门：汽车生产企业不得作虚假、夸大或引人误解的宣传 不得诱导驾驶人忽视安全驾驶责任」由 8 篇报道聚合而成，覆盖 3 家媒体，热度 0.734（爆点），所属板块类目：汽车出行。</w:t>
       </w:r>
     </w:p>
     <w:p>
@@ -853,7 +853,7 @@
         <w:t>关键信息：</w:t>
       </w:r>
       <w:r>
-        <w:t>理响中国·聚焦2026中国经济丨出行热、消费旺、文旅火 四组数据解读国庆假期新气；新华社经济随笔：从国庆文旅热看中国消费活力；好评中国｜AI漫评：假日消费红火升腾，“流动中国”奋楫向前</w:t>
+        <w:t>四部门：汽车生产企业不得作虚假、夸大或引人误解的宣传 不得诱导驾驶人忽视安全驾驶；四部门重磅发布！汽车禁止配备全隐藏式门把手，禁止夸大宣传；四部门：汽车生产企业获知其生产销售的产品发生安全事件 应主动开展调查分析</w:t>
       </w:r>
     </w:p>
     <w:p>
@@ -865,7 +865,7 @@
         <w:t>市场影响：</w:t>
       </w:r>
       <w:r>
-        <w:t>关联板块代码：本簇未携带板块标签。（LLM 不可用，未生成研判，以上为检索与统计事实）</w:t>
+        <w:t>关联板块代码：BK0481。（LLM 不可用，未生成研判，以上为检索与统计事实）</w:t>
       </w:r>
     </w:p>
     <w:p>
@@ -886,7 +886,7 @@
           <w:color w:val="8A939E"/>
           <w:sz w:val="17"/>
         </w:rPr>
-        <w:t>引用：[1]理响中国·聚焦2026中国经济丨出行热、消费旺、文旅 / [2]新华社经济随笔：从国庆文旅热看中国消费活力 / [3]好评中国｜AI漫评：假日消费红火升腾，“流动中国”奋 / [4]发票数据增长19.5%，国庆假期服务消费旺盛</w:t>
+        <w:t>引用：[1]四部门：汽车生产企业不得作虚假、夸大或引人误解的宣传 / [2]四部门重磅发布！汽车禁止配备全隐藏式门把手，禁止夸大 / [3]四部门：汽车生产企业获知其生产销售的产品发生安全事件 / [4]加强汽车产品创新设计等方面管理 四部门征求意见</w:t>
       </w:r>
     </w:p>
     <w:p>
@@ -903,7 +903,7 @@
           <w:color w:val="8A939E"/>
           <w:sz w:val="18"/>
         </w:rPr>
-        <w:t>热度 0.613（爆点）· 7 篇 / 2 家媒体 · 大宗与能化</w:t>
+        <w:t>热度 0.655（爆点）· 7 篇 / 2 家媒体 · 大宗与能化</w:t>
       </w:r>
     </w:p>
     <w:p>
@@ -915,7 +915,7 @@
         <w:t>事件概述：</w:t>
       </w:r>
       <w:r>
-        <w:t>「俄罗斯柴油救场！特朗普宣布与普京达成协议，如何影响能源市场？」由 7 篇报道聚合而成，覆盖 2 家媒体，热度 0.613（爆点），所属板块类目：大宗与能化。</w:t>
+        <w:t>「俄罗斯柴油救场！特朗普宣布与普京达成协议，如何影响能源市场？」由 7 篇报道聚合而成，覆盖 2 家媒体，热度 0.655（爆点），所属板块类目：大宗与能化。</w:t>
       </w:r>
     </w:p>
     <w:p>
@@ -968,7 +968,7 @@
         <w:pStyle w:val="Heading2"/>
       </w:pPr>
       <w:r>
-        <w:t>视频 | 猪后鞘肉抗生素超标37倍，双汇及子公司被罚近7000万，官方致歉:全面整改食品</w:t>
+        <w:t>把握规律，因地制宜发展新质生产力——国家发展改革委有关负责同志就《关于发展新质生产力的意</w:t>
       </w:r>
     </w:p>
     <w:p>
@@ -977,7 +977,7 @@
           <w:color w:val="8A939E"/>
           <w:sz w:val="18"/>
         </w:rPr>
-        <w:t>热度 0.603（爆点）· 19 篇 / 2 家媒体 · 综合</w:t>
+        <w:t>热度 0.579（爆点）· 8 篇 / 2 家媒体 · 综合</w:t>
       </w:r>
     </w:p>
     <w:p>
@@ -989,7 +989,7 @@
         <w:t>事件概述：</w:t>
       </w:r>
       <w:r>
-        <w:t>「视频 | 猪后鞘肉抗生素超标37倍，双汇及子公司被罚近7000万，官方致歉:全面整改食品安全体系」由 19 篇报道聚合而成，覆盖 2 家媒体，热度 0.603（爆点），所属板块类目：综合。</w:t>
+        <w:t>「把握规律，因地制宜发展新质生产力——国家发展改革委有关负责同志就《关于发展新质生产力的意见》答记」由 8 篇报道聚合而成，覆盖 2 家媒体，热度 0.579（爆点），所属板块类目：综合。</w:t>
       </w:r>
     </w:p>
     <w:p>
@@ -1001,7 +1001,7 @@
         <w:t>关键信息：</w:t>
       </w:r>
       <w:r>
-        <w:t>视频 | 猪后鞘肉抗生素超标37倍，双汇及子公司被罚近7000万，官方致歉:全面；全网最全梳理｜双汇发文致歉！子公司猪肉抗生素残留超标，总罚超1.2亿，事件全过程；兽药超标37.5倍！双汇被罚1.29亿</w:t>
+        <w:t>把握规律，因地制宜发展新质生产力——国家发展改革委有关负责同志就《关于发展新质生；怎样把握规律，因地制宜发展新质生产力？权威解答来了；中共中央国务院关于发展新质生产力的意见</w:t>
       </w:r>
     </w:p>
     <w:p>
@@ -1013,7 +1013,7 @@
         <w:t>市场影响：</w:t>
       </w:r>
       <w:r>
-        <w:t>关联板块代码：BK000026。（LLM 不可用，未生成研判，以上为检索与统计事实）</w:t>
+        <w:t>关联板块代码：本簇未携带板块标签。（LLM 不可用，未生成研判，以上为检索与统计事实）</w:t>
       </w:r>
     </w:p>
     <w:p>
@@ -1034,7 +1034,7 @@
           <w:color w:val="8A939E"/>
           <w:sz w:val="17"/>
         </w:rPr>
-        <w:t>引用：[1]视频 | 猪后鞘肉抗生素超标37倍，双汇及子公司被罚 / [2]全网最全梳理｜双汇发文致歉！子公司猪肉抗生素残留超标 / [3]兽药超标37.5倍！双汇被罚1.29亿 / [4]望奎双汇“猪后鞧肉”林可霉素残留超标 双汇致歉</w:t>
+        <w:t>引用：[1]把握规律，因地制宜发展新质生产力——国家发展改革委有 / [2]怎样把握规律，因地制宜发展新质生产力？权威解答来了 / [3]中共中央国务院关于发展新质生产力的意见 / [4]重磅文件发布，新质生产力发展有了清晰路线图</w:t>
       </w:r>
     </w:p>
     <w:p>
@@ -1042,7 +1042,7 @@
         <w:pStyle w:val="Heading2"/>
       </w:pPr>
       <w:r>
-        <w:t>四部门：汽车生产企业不得作虚假、夸大或引人误解的宣传 不得诱导驾驶人忽视安全驾驶责任</w:t>
+        <w:t>分众传媒收购新潮通过反垄断审查：带有六项限制性条件，有效期5年</w:t>
       </w:r>
     </w:p>
     <w:p>
@@ -1051,7 +1051,7 @@
           <w:color w:val="8A939E"/>
           <w:sz w:val="18"/>
         </w:rPr>
-        <w:t>热度 0.600（爆点）· 7 篇 / 3 家媒体 · 汽车出行</w:t>
+        <w:t>热度 0.568（爆点）· 4 篇 / 3 家媒体 · 综合</w:t>
       </w:r>
     </w:p>
     <w:p>
@@ -1063,7 +1063,7 @@
         <w:t>事件概述：</w:t>
       </w:r>
       <w:r>
-        <w:t>「四部门：汽车生产企业不得作虚假、夸大或引人误解的宣传 不得诱导驾驶人忽视安全驾驶责任」由 7 篇报道聚合而成，覆盖 3 家媒体，热度 0.6（爆点），所属板块类目：汽车出行。</w:t>
+        <w:t>「分众传媒收购新潮通过反垄断审查：带有六项限制性条件，有效期5年」由 4 篇报道聚合而成，覆盖 3 家媒体，热度 0.568（爆点），所属板块类目：综合。</w:t>
       </w:r>
     </w:p>
     <w:p>
@@ -1075,7 +1075,7 @@
         <w:t>关键信息：</w:t>
       </w:r>
       <w:r>
-        <w:t>四部门：汽车生产企业不得作虚假、夸大或引人误解的宣传 不得诱导驾驶人忽视安全驾驶；四部门重磅发布！汽车禁止配备全隐藏式门把手，禁止夸大宣传；四部门：汽车生产企业获知其生产销售的产品发生安全事件 应主动开展调查分析</w:t>
+        <w:t>分众传媒收购新潮通过反垄断审查：带有六项限制性条件，有效期5年；重要进展！002027收购案获反垄断审查通过；分众传媒收购新潮传媒案获批</w:t>
       </w:r>
     </w:p>
     <w:p>
@@ -1087,7 +1087,7 @@
         <w:t>市场影响：</w:t>
       </w:r>
       <w:r>
-        <w:t>关联板块代码：BK0481。（LLM 不可用，未生成研判，以上为检索与统计事实）</w:t>
+        <w:t>关联板块代码：BK0486。（LLM 不可用，未生成研判，以上为检索与统计事实）</w:t>
       </w:r>
     </w:p>
     <w:p>
@@ -1108,7 +1108,7 @@
           <w:color w:val="8A939E"/>
           <w:sz w:val="17"/>
         </w:rPr>
-        <w:t>引用：[1]四部门：汽车生产企业不得作虚假、夸大或引人误解的宣传 / [2]四部门重磅发布！汽车禁止配备全隐藏式门把手，禁止夸大 / [3]四部门：汽车生产企业获知其生产销售的产品发生安全事件 / [4]加强汽车产品创新设计等方面管理 四部门征求意见</w:t>
+        <w:t>引用：[1]分众传媒收购新潮通过反垄断审查：带有六项限制性条件， / [2]重要进展！002027收购案获反垄断审查通过 / [3]分众传媒收购新潮传媒案获批 / [4]市场监管总局附加限制性条件批准分众传媒收购成都新潮传</w:t>
       </w:r>
     </w:p>
     <w:p>
@@ -1127,7 +1127,7 @@
         <w:pStyle w:val="ListBullet"/>
       </w:pPr>
       <w:r>
-        <w:t>采集：6 家媒体公开接口，累计入库 14,402 条</w:t>
+        <w:t>采集：6 家媒体公开接口，累计入库 14,436 条</w:t>
       </w:r>
     </w:p>
     <w:p>
@@ -1135,7 +1135,7 @@
         <w:pStyle w:val="ListBullet"/>
       </w:pPr>
       <w:r>
-        <w:t>三层去重：2,273 → 1,916 条（精确201/SimHash18/语义138）</w:t>
+        <w:t>三层去重：1,982 → 1,653 条（精确193/SimHash14/语义122）</w:t>
       </w:r>
     </w:p>
     <w:p>
